--- a/documentazione/DocumentoDiProgettazioneDocumentazioneBDPL.docx
+++ b/documentazione/DocumentoDiProgettazioneDocumentazioneBDPL.docx
@@ -170,29 +170,13 @@
           <w:i/>
         </w:rPr>
       </w:pPr>
-      <w:proofErr w:type="spellStart"/>
       <w:r>
         <w:rPr>
           <w:i/>
         </w:rPr>
         <w:lastRenderedPageBreak/>
-        <w:t>Document</w:t>
-      </w:r>
-      <w:proofErr w:type="spellEnd"/>
-      <w:r>
-        <w:rPr>
-          <w:i/>
-        </w:rPr>
-        <w:t xml:space="preserve"> </w:t>
-      </w:r>
-      <w:proofErr w:type="spellStart"/>
-      <w:r>
-        <w:rPr>
-          <w:i/>
-        </w:rPr>
-        <w:t>Informations</w:t>
-      </w:r>
-      <w:proofErr w:type="spellEnd"/>
+        <w:t>Document Informations</w:t>
+      </w:r>
     </w:p>
     <w:p>
       <w:pPr>
@@ -508,13 +492,8 @@
               <w:widowControl w:val="0"/>
             </w:pPr>
             <w:r>
-              <w:t xml:space="preserve">Team </w:t>
+              <w:t>Team members</w:t>
             </w:r>
-            <w:proofErr w:type="spellStart"/>
-            <w:r>
-              <w:t>members</w:t>
-            </w:r>
-            <w:proofErr w:type="spellEnd"/>
           </w:p>
         </w:tc>
         <w:tc>
@@ -579,20 +558,7 @@
           <w:i/>
         </w:rPr>
         <w:br/>
-      </w:r>
-      <w:proofErr w:type="spellStart"/>
-      <w:r>
-        <w:rPr>
-          <w:i/>
-        </w:rPr>
-        <w:t>Document</w:t>
-      </w:r>
-      <w:proofErr w:type="spellEnd"/>
-      <w:r>
-        <w:rPr>
-          <w:i/>
-        </w:rPr>
-        <w:t xml:space="preserve"> History</w:t>
+        <w:t>Document History</w:t>
       </w:r>
     </w:p>
     <w:tbl>
@@ -647,13 +613,8 @@
                 <w:b/>
               </w:rPr>
             </w:pPr>
-            <w:proofErr w:type="spellStart"/>
             <w:r>
-              <w:t>Issue</w:t>
-            </w:r>
-            <w:proofErr w:type="spellEnd"/>
-            <w:r>
-              <w:t xml:space="preserve"> Date</w:t>
+              <w:t>Issue Date</w:t>
             </w:r>
           </w:p>
         </w:tc>
@@ -712,11 +673,9 @@
                 <w:b/>
               </w:rPr>
             </w:pPr>
-            <w:proofErr w:type="spellStart"/>
             <w:r>
               <w:t>Contributors</w:t>
             </w:r>
-            <w:proofErr w:type="spellEnd"/>
           </w:p>
         </w:tc>
       </w:tr>
@@ -935,11 +894,9 @@
             <w:pPr>
               <w:widowControl w:val="0"/>
             </w:pPr>
-            <w:proofErr w:type="spellStart"/>
             <w:r>
               <w:t>Final</w:t>
             </w:r>
-            <w:proofErr w:type="spellEnd"/>
           </w:p>
         </w:tc>
         <w:tc>
@@ -2256,7 +2213,6 @@
               <w:iCs/>
               <w:sz w:val="24"/>
               <w:szCs w:val="24"/>
-              <w:lang w:val="en-US"/>
             </w:rPr>
             <w:t>12</w:t>
           </w:r>
@@ -2345,7 +2301,6 @@
               <w:iCs/>
               <w:sz w:val="24"/>
               <w:szCs w:val="24"/>
-              <w:lang w:val="en-US"/>
             </w:rPr>
             <w:t>13</w:t>
           </w:r>
@@ -2419,7 +2374,6 @@
               <w:iCs/>
               <w:sz w:val="24"/>
               <w:szCs w:val="24"/>
-              <w:lang w:val="en-US"/>
             </w:rPr>
             <w:t>14</w:t>
           </w:r>
@@ -2508,7 +2462,6 @@
               <w:iCs/>
               <w:sz w:val="24"/>
               <w:szCs w:val="24"/>
-              <w:lang w:val="en-US"/>
             </w:rPr>
             <w:t>15</w:t>
           </w:r>
@@ -2582,7 +2535,6 @@
               <w:iCs/>
               <w:sz w:val="24"/>
               <w:szCs w:val="24"/>
-              <w:lang w:val="en-US"/>
             </w:rPr>
             <w:t>16</w:t>
           </w:r>
@@ -2687,7 +2639,6 @@
               <w:iCs/>
               <w:sz w:val="24"/>
               <w:szCs w:val="24"/>
-              <w:lang w:val="en-US"/>
             </w:rPr>
             <w:t>7</w:t>
           </w:r>
@@ -2762,7 +2713,6 @@
               <w:iCs/>
               <w:sz w:val="24"/>
               <w:szCs w:val="24"/>
-              <w:lang w:val="en-US"/>
             </w:rPr>
             <w:t>18</w:t>
           </w:r>
@@ -2840,7 +2790,6 @@
               <w:iCs/>
               <w:sz w:val="24"/>
               <w:szCs w:val="24"/>
-              <w:lang w:val="en-US"/>
             </w:rPr>
             <w:t>9</w:t>
           </w:r>
@@ -2918,7 +2867,6 @@
               <w:iCs/>
               <w:sz w:val="24"/>
               <w:szCs w:val="24"/>
-              <w:lang w:val="en-US"/>
             </w:rPr>
             <w:t>0</w:t>
           </w:r>
@@ -3005,7 +2953,6 @@
               <w:iCs/>
               <w:sz w:val="24"/>
               <w:szCs w:val="24"/>
-              <w:lang w:val="en-US"/>
             </w:rPr>
             <w:t>21</w:t>
           </w:r>
@@ -3040,7 +2987,6 @@
               <w:bCs/>
               <w:i/>
               <w:iCs/>
-              <w:lang w:val="en-US"/>
             </w:rPr>
             <w:t>11</w:t>
           </w:r>
@@ -3059,7 +3005,6 @@
           <w:r>
             <w:rPr>
               <w:rFonts w:ascii="Cambria" w:hAnsi="Cambria"/>
-              <w:lang w:val="en-US"/>
             </w:rPr>
             <w:t>Mappa Passerelle</w:t>
           </w:r>
@@ -3076,7 +3021,6 @@
               <w:bCs/>
               <w:i/>
               <w:iCs/>
-              <w:lang w:val="en-US"/>
             </w:rPr>
             <w:t>22</w:t>
           </w:r>
@@ -3122,7 +3066,6 @@
               <w:iCs/>
               <w:sz w:val="24"/>
               <w:szCs w:val="24"/>
-              <w:lang w:val="en-US"/>
             </w:rPr>
             <w:t>11</w:t>
           </w:r>
@@ -3155,7 +3098,6 @@
               <w:rFonts w:ascii="Cambria" w:hAnsi="Cambria"/>
               <w:sz w:val="24"/>
               <w:szCs w:val="24"/>
-              <w:lang w:val="en-US"/>
             </w:rPr>
             <w:t>Cambio</w:t>
           </w:r>
@@ -3166,7 +3108,6 @@
               <w:iCs/>
               <w:sz w:val="24"/>
               <w:szCs w:val="24"/>
-              <w:lang w:val="en-US"/>
             </w:rPr>
             <w:t xml:space="preserve"> </w:t>
           </w:r>
@@ -3175,7 +3116,6 @@
               <w:rFonts w:ascii="Cambria" w:hAnsi="Cambria"/>
               <w:sz w:val="24"/>
               <w:szCs w:val="24"/>
-              <w:lang w:val="en-US"/>
             </w:rPr>
             <w:t>Lingua</w:t>
           </w:r>
@@ -3200,7 +3140,6 @@
               <w:iCs/>
               <w:sz w:val="24"/>
               <w:szCs w:val="24"/>
-              <w:lang w:val="en-US"/>
             </w:rPr>
             <w:t>23</w:t>
           </w:r>
@@ -3295,7 +3234,6 @@
               <w:color w:val="000000"/>
               <w:sz w:val="24"/>
               <w:szCs w:val="24"/>
-              <w:lang w:val="en-US"/>
             </w:rPr>
             <w:t>24</w:t>
           </w:r>
@@ -3341,13 +3279,8 @@
         </w:numPr>
       </w:pPr>
       <w:r>
-        <w:t xml:space="preserve">Executive </w:t>
-      </w:r>
-      <w:proofErr w:type="spellStart"/>
-      <w:r>
-        <w:t>Summary</w:t>
-      </w:r>
-      <w:proofErr w:type="spellEnd"/>
+        <w:t>Executive Summary</w:t>
+      </w:r>
     </w:p>
     <w:p>
       <w:pPr>
@@ -3357,14 +3290,12 @@
       <w:r>
         <w:t xml:space="preserve">Il presente documento descrive il piano di progettazione dell’applicazione </w:t>
       </w:r>
-      <w:proofErr w:type="spellStart"/>
       <w:r>
         <w:rPr>
           <w:rStyle w:val="Enfasigrassetto"/>
         </w:rPr>
         <w:t>VenClima</w:t>
       </w:r>
-      <w:proofErr w:type="spellEnd"/>
       <w:r>
         <w:t>, con l’obiettivo di definire in modo chiaro la struttura interna del sistema e le scelte architetturali adottate.</w:t>
       </w:r>
@@ -3523,15 +3454,7 @@
         <w:t>Architettura del Sistema</w:t>
       </w:r>
       <w:r>
-        <w:t xml:space="preserve"> – descrizione della struttura generale dell’app </w:t>
-      </w:r>
-      <w:proofErr w:type="spellStart"/>
-      <w:r>
-        <w:t>VenClima</w:t>
-      </w:r>
-      <w:proofErr w:type="spellEnd"/>
-      <w:r>
-        <w:t>, dei moduli e delle scelte architetturali.</w:t>
+        <w:t xml:space="preserve"> – descrizione della struttura generale dell’app VenClima, dei moduli e delle scelte architetturali.</w:t>
       </w:r>
     </w:p>
     <w:p>
@@ -3632,15 +3555,7 @@
         <w:jc w:val="left"/>
       </w:pPr>
       <w:r>
-        <w:t xml:space="preserve">Il documento segue il formato richiesto dalla consegna e mantiene una struttura chiara e coerente per facilitare la consultazione da parte </w:t>
-      </w:r>
-      <w:proofErr w:type="gramStart"/>
-      <w:r>
-        <w:t>del team</w:t>
-      </w:r>
-      <w:proofErr w:type="gramEnd"/>
-      <w:r>
-        <w:t xml:space="preserve"> e del docente.</w:t>
+        <w:t>Il documento segue il formato richiesto dalla consegna e mantiene una struttura chiara e coerente per facilitare la consultazione da parte del team e del docente.</w:t>
       </w:r>
     </w:p>
     <w:p>
@@ -3682,35 +3597,11 @@
         <w:jc w:val="left"/>
       </w:pPr>
       <w:r>
-        <w:t xml:space="preserve"> Di seguito viene presentata l’architettura complessiva del sistema tramite un diagramma a blocchi che illustra i vari sottosistemi coinvolti. L’applicazione è composta dai moduli Token Manager, </w:t>
-      </w:r>
-      <w:proofErr w:type="spellStart"/>
-      <w:r>
-        <w:t>NotifySystem</w:t>
-      </w:r>
-      <w:proofErr w:type="spellEnd"/>
-      <w:r>
-        <w:t xml:space="preserve">, User, Data Manager </w:t>
-      </w:r>
-      <w:proofErr w:type="gramStart"/>
-      <w:r>
-        <w:t>e  API</w:t>
-      </w:r>
-      <w:proofErr w:type="gramEnd"/>
-      <w:r>
-        <w:t xml:space="preserve"> Manager.</w:t>
+        <w:t xml:space="preserve"> Di seguito viene presentata l’architettura complessiva del sistema tramite un diagramma a blocchi che illustra i vari sottosistemi coinvolti. L’applicazione è composta dai moduli Token Manager, NotifySystem, User, Data Manager e  API Manager.</w:t>
       </w:r>
       <w:r>
         <w:br/>
-        <w:t>Questi componenti interagiscono tra loro e con un server web esterno (</w:t>
-      </w:r>
-      <w:proofErr w:type="spellStart"/>
-      <w:r>
-        <w:t>WebServer</w:t>
-      </w:r>
-      <w:proofErr w:type="spellEnd"/>
-      <w:r>
-        <w:t>), attraverso il quale accedono ai dati forniti dagli open data e dal database.</w:t>
+        <w:t>Questi componenti interagiscono tra loro e con un server web esterno (WebServer), attraverso il quale accedono ai dati forniti dagli open data e dal database.</w:t>
       </w:r>
     </w:p>
     <w:p>
@@ -3777,15 +3668,7 @@
     </w:p>
     <w:p>
       <w:r>
-        <w:t xml:space="preserve">Il sistema archivia i dati in un database </w:t>
-      </w:r>
-      <w:proofErr w:type="spellStart"/>
-      <w:r>
-        <w:t>PostgreSQL</w:t>
-      </w:r>
-      <w:proofErr w:type="spellEnd"/>
-      <w:r>
-        <w:t>, al quale si accede tramite un web server sviluppato in Spring Boot, che si occupa di leggere e modificare le informazioni. I dati salvati nel sistema provengono da due fonti principali:</w:t>
+        <w:t>Il sistema archivia i dati in un database PostgreSQL, al quale si accede tramite un web server sviluppato in Spring Boot, che si occupa di leggere e modificare le informazioni. I dati salvati nel sistema provengono da due fonti principali:</w:t>
       </w:r>
     </w:p>
     <w:p>
@@ -3885,18 +3768,8 @@
           <w:b w:val="0"/>
           <w:bCs w:val="0"/>
         </w:rPr>
-        <w:t xml:space="preserve">unicamente tramite </w:t>
-      </w:r>
-      <w:proofErr w:type="gramStart"/>
-      <w:r>
-        <w:rPr>
-          <w:rStyle w:val="Enfasigrassetto"/>
-          <w:b w:val="0"/>
-          <w:bCs w:val="0"/>
-        </w:rPr>
-        <w:t>la repository</w:t>
-      </w:r>
-      <w:proofErr w:type="gramEnd"/>
+        <w:t>unicamente tramite la repository</w:t>
+      </w:r>
       <w:r>
         <w:t>. Questo approccio garantisce:</w:t>
       </w:r>
@@ -3947,15 +3820,7 @@
         <w:t>Coerenza dei dati:</w:t>
       </w:r>
       <w:r>
-        <w:t xml:space="preserve"> poiché </w:t>
-      </w:r>
-      <w:proofErr w:type="gramStart"/>
-      <w:r>
-        <w:t>la repository</w:t>
-      </w:r>
-      <w:proofErr w:type="gramEnd"/>
-      <w:r>
-        <w:t xml:space="preserve"> è il punto di verità centralizzato</w:t>
+        <w:t xml:space="preserve"> poiché la repository è il punto di verità centralizzato</w:t>
       </w:r>
     </w:p>
     <w:p>
@@ -3980,15 +3845,7 @@
         <w:t>Facilità di aggiornamento:</w:t>
       </w:r>
       <w:r>
-        <w:t xml:space="preserve"> ogni modifica si riflette automaticamente sui moduli che leggono </w:t>
-      </w:r>
-      <w:proofErr w:type="gramStart"/>
-      <w:r>
-        <w:t>dalla repository</w:t>
-      </w:r>
-      <w:proofErr w:type="gramEnd"/>
-      <w:r>
-        <w:t>.</w:t>
+        <w:t xml:space="preserve"> ogni modifica si riflette automaticamente sui moduli che leggono dalla repository.</w:t>
       </w:r>
     </w:p>
     <w:p>
@@ -3997,15 +3854,7 @@
         <w:jc w:val="left"/>
       </w:pPr>
       <w:r>
-        <w:t xml:space="preserve">Il modello a repository risulta particolarmente adatto per un sistema come </w:t>
-      </w:r>
-      <w:proofErr w:type="spellStart"/>
-      <w:r>
-        <w:t>VenClima</w:t>
-      </w:r>
-      <w:proofErr w:type="spellEnd"/>
-      <w:r>
-        <w:t>, in cui diversi componenti operano sugli stessi dati ma in momenti diversi del ciclo di esecuzione.</w:t>
+        <w:t>Il modello a repository risulta particolarmente adatto per un sistema come VenClima, in cui diversi componenti operano sugli stessi dati ma in momenti diversi del ciclo di esecuzione.</w:t>
       </w:r>
     </w:p>
     <w:p>
@@ -4037,17 +3886,8 @@
         <w:t>modello di controllo centralizzato</w:t>
       </w:r>
       <w:r>
-        <w:t xml:space="preserve">, in particolare la variante Manager. In questo modello è presente </w:t>
-      </w:r>
-      <w:proofErr w:type="gramStart"/>
-      <w:r>
-        <w:t>un entità</w:t>
-      </w:r>
-      <w:proofErr w:type="gramEnd"/>
-      <w:r>
-        <w:t xml:space="preserve"> centrale (</w:t>
-      </w:r>
-      <w:proofErr w:type="spellStart"/>
+        <w:t>, in particolare la variante Manager. In questo modello è presente un entità centrale (</w:t>
+      </w:r>
       <w:r>
         <w:rPr>
           <w:rStyle w:val="Enfasigrassetto"/>
@@ -4056,7 +3896,6 @@
         </w:rPr>
         <w:t>DataManager</w:t>
       </w:r>
-      <w:proofErr w:type="spellEnd"/>
       <w:r>
         <w:t xml:space="preserve">) attraverso il quale diverse funzionalità indipendenti comunicano tra loro, richiedendo informazioni o caricandone di nuove. </w:t>
       </w:r>
@@ -4067,15 +3906,7 @@
         <w:jc w:val="left"/>
       </w:pPr>
       <w:r>
-        <w:t xml:space="preserve">Questo approccio è adatto all’app </w:t>
-      </w:r>
-      <w:proofErr w:type="spellStart"/>
-      <w:r>
-        <w:t>VenClima</w:t>
-      </w:r>
-      <w:proofErr w:type="spellEnd"/>
-      <w:r>
-        <w:t xml:space="preserve"> in quanto:</w:t>
+        <w:t>Questo approccio è adatto all’app VenClima in quanto:</w:t>
       </w:r>
     </w:p>
     <w:p>
@@ -4126,15 +3957,7 @@
         <w:jc w:val="left"/>
       </w:pPr>
       <w:r>
-        <w:t xml:space="preserve">permette al </w:t>
-      </w:r>
-      <w:proofErr w:type="spellStart"/>
-      <w:r>
-        <w:t>DataManager</w:t>
-      </w:r>
-      <w:proofErr w:type="spellEnd"/>
-      <w:r>
-        <w:t xml:space="preserve"> di orchestrare i moduli mantenendo un flusso strutturato</w:t>
+        <w:t>permette al DataManager di orchestrare i moduli mantenendo un flusso strutturato</w:t>
       </w:r>
     </w:p>
     <w:p>
@@ -4220,15 +4043,7 @@
         <w:jc w:val="left"/>
       </w:pPr>
       <w:r>
-        <w:t xml:space="preserve">Il diagramma delle classi di </w:t>
-      </w:r>
-      <w:proofErr w:type="spellStart"/>
-      <w:r>
-        <w:t>VenClima</w:t>
-      </w:r>
-      <w:proofErr w:type="spellEnd"/>
-      <w:r>
-        <w:t xml:space="preserve"> rappresenta i principali componenti dell’applicazione, ognuno dei quali ha il compito di gestire una parte specifica del sistema. Le classi sono organizzate in modo da separare chiaramente la gestione dei dati, la logica applicativa e l’interfaccia utente.</w:t>
+        <w:t>Il diagramma delle classi di VenClima rappresenta i principali componenti dell’applicazione, ognuno dei quali ha il compito di gestire una parte specifica del sistema. Le classi sono organizzate in modo da separare chiaramente la gestione dei dati, la logica applicativa e l’interfaccia utente.</w:t>
       </w:r>
     </w:p>
     <w:p>
@@ -4295,7 +4110,6 @@
           <w:bCs/>
         </w:rPr>
       </w:pPr>
-      <w:proofErr w:type="spellStart"/>
       <w:r>
         <w:rPr>
           <w:b/>
@@ -4303,7 +4117,6 @@
         </w:rPr>
         <w:t>Islands</w:t>
       </w:r>
-      <w:proofErr w:type="spellEnd"/>
     </w:p>
     <w:p>
       <w:pPr>
@@ -4350,6 +4163,54 @@
     <w:p>
       <w:pPr>
         <w:pStyle w:val="Corpotesto"/>
+        <w:numPr>
+          <w:ilvl w:val="0"/>
+          <w:numId w:val="6"/>
+        </w:numPr>
+        <w:jc w:val="left"/>
+        <w:rPr>
+          <w:b/>
+          <w:bCs/>
+        </w:rPr>
+      </w:pPr>
+      <w:r>
+        <w:rPr>
+          <w:b/>
+          <w:bCs/>
+        </w:rPr>
+        <w:t>Tokens_FCM</w:t>
+      </w:r>
+    </w:p>
+    <w:p>
+      <w:pPr>
+        <w:pStyle w:val="Corpotesto"/>
+        <w:numPr>
+          <w:ilvl w:val="0"/>
+          <w:numId w:val="6"/>
+        </w:numPr>
+        <w:jc w:val="left"/>
+        <w:rPr>
+          <w:b/>
+          <w:bCs/>
+        </w:rPr>
+      </w:pPr>
+      <w:r>
+        <w:rPr>
+          <w:b/>
+          <w:bCs/>
+        </w:rPr>
+        <w:t>RefeshTokens</w:t>
+      </w:r>
+    </w:p>
+    <w:p>
+      <w:pPr>
+        <w:pStyle w:val="Corpotesto"/>
+        <w:jc w:val="left"/>
+      </w:pPr>
+    </w:p>
+    <w:p>
+      <w:pPr>
+        <w:pStyle w:val="Corpotesto"/>
         <w:jc w:val="left"/>
       </w:pPr>
       <w:r>
@@ -4358,18 +4219,10 @@
         </w:rPr>
         <w:lastRenderedPageBreak/>
         <w:drawing>
-          <wp:anchor distT="0" distB="0" distL="0" distR="0" simplePos="0" relativeHeight="34" behindDoc="0" locked="0" layoutInCell="0" allowOverlap="1" wp14:anchorId="2DDCC354" wp14:editId="093E2D22">
-            <wp:simplePos x="0" y="0"/>
-            <wp:positionH relativeFrom="column">
-              <wp:align>center</wp:align>
-            </wp:positionH>
-            <wp:positionV relativeFrom="paragraph">
-              <wp:posOffset>635</wp:posOffset>
-            </wp:positionV>
-            <wp:extent cx="6120130" cy="6120130"/>
+          <wp:inline distT="0" distB="0" distL="0" distR="0" wp14:anchorId="7D59407A" wp14:editId="380E42B0">
+            <wp:extent cx="6364880" cy="6864927"/>
             <wp:effectExtent l="0" t="0" r="0" b="0"/>
-            <wp:wrapSquare wrapText="largest"/>
-            <wp:docPr id="3" name="Immagine1"/>
+            <wp:docPr id="2130795379" name="Immagine 2"/>
             <wp:cNvGraphicFramePr>
               <a:graphicFrameLocks xmlns:a="http://schemas.openxmlformats.org/drawingml/2006/main" noChangeAspect="1"/>
             </wp:cNvGraphicFramePr>
@@ -4377,13 +4230,20 @@
               <a:graphicData uri="http://schemas.openxmlformats.org/drawingml/2006/picture">
                 <pic:pic xmlns:pic="http://schemas.openxmlformats.org/drawingml/2006/picture">
                   <pic:nvPicPr>
-                    <pic:cNvPr id="3" name="Immagine1"/>
+                    <pic:cNvPr id="0" name="Picture 2"/>
                     <pic:cNvPicPr>
                       <a:picLocks noChangeAspect="1" noChangeArrowheads="1"/>
                     </pic:cNvPicPr>
                   </pic:nvPicPr>
                   <pic:blipFill>
-                    <a:blip r:embed="rId13"/>
+                    <a:blip r:embed="rId13">
+                      <a:extLst>
+                        <a:ext uri="{28A0092B-C50C-407E-A947-70E740481C1C}">
+                          <a14:useLocalDpi xmlns:a14="http://schemas.microsoft.com/office/drawing/2010/main" val="0"/>
+                        </a:ext>
+                      </a:extLst>
+                    </a:blip>
+                    <a:srcRect/>
                     <a:stretch>
                       <a:fillRect/>
                     </a:stretch>
@@ -4391,7 +4251,7 @@
                   <pic:spPr bwMode="auto">
                     <a:xfrm>
                       <a:off x="0" y="0"/>
-                      <a:ext cx="6120130" cy="6120130"/>
+                      <a:ext cx="6370200" cy="6870664"/>
                     </a:xfrm>
                     <a:prstGeom prst="rect">
                       <a:avLst/>
@@ -4401,15 +4261,9 @@
                 </pic:pic>
               </a:graphicData>
             </a:graphic>
-          </wp:anchor>
+          </wp:inline>
         </w:drawing>
       </w:r>
-    </w:p>
-    <w:p>
-      <w:pPr>
-        <w:pStyle w:val="Corpotesto"/>
-        <w:jc w:val="left"/>
-      </w:pPr>
     </w:p>
     <w:p>
       <w:pPr>
@@ -4496,6 +4350,7 @@
           <w:b/>
           <w:bCs/>
         </w:rPr>
+        <w:lastRenderedPageBreak/>
         <w:t>Modifica Personalizzazioni</w:t>
       </w:r>
     </w:p>
@@ -4517,7 +4372,6 @@
           <w:b/>
           <w:bCs/>
         </w:rPr>
-        <w:lastRenderedPageBreak/>
         <w:t>Sistema di Notifiche</w:t>
       </w:r>
     </w:p>
@@ -4734,7 +4588,6 @@
       <w:r>
         <w:t xml:space="preserve">In questa sezione vengono presentati i prototipi delle principali interfacce utente dell’applicazione </w:t>
       </w:r>
-      <w:proofErr w:type="spellStart"/>
       <w:r>
         <w:rPr>
           <w:rStyle w:val="Enfasicorsivo"/>
@@ -4745,7 +4598,6 @@
         </w:rPr>
         <w:t>VenClima</w:t>
       </w:r>
-      <w:proofErr w:type="spellEnd"/>
       <w:r>
         <w:t>.</w:t>
       </w:r>
@@ -4768,15 +4620,7 @@
         <w:jc w:val="left"/>
       </w:pPr>
       <w:r>
-        <w:t>La schermata di login consente all’utente di accedere rapidamente all’applicazione tramite credenziali registrate. L’interfaccia presenta due campi di input (</w:t>
-      </w:r>
-      <w:proofErr w:type="gramStart"/>
-      <w:r>
-        <w:t>email</w:t>
-      </w:r>
-      <w:proofErr w:type="gramEnd"/>
-      <w:r>
-        <w:t xml:space="preserve"> e password) e un pulsante di conferma. L’obiettivo della pagina è garantire accesso semplice e immediato, mantenendo un design minimal e chiaro.</w:t>
+        <w:t>La schermata di login consente all’utente di accedere rapidamente all’applicazione tramite credenziali registrate. L’interfaccia presenta due campi di input (email e password) e un pulsante di conferma. L’obiettivo della pagina è garantire accesso semplice e immediato, mantenendo un design minimal e chiaro.</w:t>
       </w:r>
     </w:p>
     <w:p>
@@ -4911,15 +4755,7 @@
       </w:r>
       <w:r>
         <w:br/>
-        <w:t>L’utente deve compilare i campi obbligatori (</w:t>
-      </w:r>
-      <w:proofErr w:type="gramStart"/>
-      <w:r>
-        <w:t>email</w:t>
-      </w:r>
-      <w:proofErr w:type="gramEnd"/>
-      <w:r>
-        <w:t>, nome, cognome, password e conferma password).</w:t>
+        <w:t>L’utente deve compilare i campi obbligatori (email, nome, cognome, password e conferma password).</w:t>
       </w:r>
       <w:r>
         <w:br/>
@@ -5839,15 +5675,7 @@
         </w:rPr>
       </w:pPr>
       <w:r>
-        <w:t xml:space="preserve">La mappa interattiva indica la posizione delle stazioni di rilevamento. È prevista un’implementazione della possibilità di avere una visualizzazione grafica ed intuitiva sulla mappa delle diverse sezioni di Venezia con il corrispettivo livello di allerta della marea, con una legenda che descriva in modo intuitivo come interpretare la mappa. </w:t>
-      </w:r>
-      <w:proofErr w:type="gramStart"/>
-      <w:r>
-        <w:t>Inoltre</w:t>
-      </w:r>
-      <w:proofErr w:type="gramEnd"/>
-      <w:r>
-        <w:t xml:space="preserve"> sarà implementata la possibilità di visualizzare le passerelle in modo da avere le indicazioni di un percorso sicuro in caso di pericolo.</w:t>
+        <w:t>La mappa interattiva indica la posizione delle stazioni di rilevamento. È prevista un’implementazione della possibilità di avere una visualizzazione grafica ed intuitiva sulla mappa delle diverse sezioni di Venezia con il corrispettivo livello di allerta della marea, con una legenda che descriva in modo intuitivo come interpretare la mappa. Inoltre sarà implementata la possibilità di visualizzare le passerelle in modo da avere le indicazioni di un percorso sicuro in caso di pericolo.</w:t>
       </w:r>
     </w:p>
     <w:p>
@@ -6541,7 +6369,7 @@
           <w:noProof/>
         </w:rPr>
         <w:drawing>
-          <wp:anchor distT="0" distB="0" distL="114300" distR="114300" simplePos="0" relativeHeight="251658240" behindDoc="0" locked="0" layoutInCell="1" allowOverlap="1" wp14:anchorId="3942171A" wp14:editId="6C368CA2">
+          <wp:anchor distT="0" distB="0" distL="114300" distR="114300" simplePos="0" relativeHeight="251658240" behindDoc="0" locked="0" layoutInCell="1" allowOverlap="1" wp14:anchorId="3942171A" wp14:editId="162137C0">
             <wp:simplePos x="0" y="0"/>
             <wp:positionH relativeFrom="column">
               <wp:posOffset>1515110</wp:posOffset>
@@ -6762,371 +6590,22 @@
         <w:t>5.1</w:t>
       </w:r>
       <w:r>
-        <w:rPr>
-          <w:lang w:val="en-US"/>
-        </w:rPr>
         <w:t>1</w:t>
       </w:r>
       <w:r>
         <w:t xml:space="preserve"> </w:t>
       </w:r>
-      <w:proofErr w:type="spellStart"/>
-      <w:r>
-        <w:rPr>
-          <w:lang w:val="en-US"/>
-        </w:rPr>
-        <w:t>Mappa</w:t>
-      </w:r>
-      <w:proofErr w:type="spellEnd"/>
-      <w:r>
-        <w:rPr>
-          <w:lang w:val="en-US"/>
-        </w:rPr>
-        <w:t xml:space="preserve"> </w:t>
-      </w:r>
-      <w:proofErr w:type="spellStart"/>
-      <w:r>
-        <w:rPr>
-          <w:lang w:val="en-US"/>
-        </w:rPr>
-        <w:t>Passerelle</w:t>
-      </w:r>
-      <w:proofErr w:type="spellEnd"/>
-    </w:p>
-    <w:p>
-      <w:pPr>
-        <w:rPr>
-          <w:lang w:val="en-US"/>
-        </w:rPr>
-      </w:pPr>
-      <w:r>
-        <w:rPr>
-          <w:lang w:val="en-US"/>
-        </w:rPr>
-        <w:t xml:space="preserve">Tale </w:t>
-      </w:r>
-      <w:proofErr w:type="spellStart"/>
-      <w:r>
-        <w:rPr>
-          <w:lang w:val="en-US"/>
-        </w:rPr>
-        <w:t>schermata</w:t>
-      </w:r>
-      <w:proofErr w:type="spellEnd"/>
-      <w:r>
-        <w:rPr>
-          <w:lang w:val="en-US"/>
-        </w:rPr>
-        <w:t xml:space="preserve"> </w:t>
-      </w:r>
-      <w:proofErr w:type="spellStart"/>
-      <w:r>
-        <w:rPr>
-          <w:lang w:val="en-US"/>
-        </w:rPr>
-        <w:t>permette</w:t>
-      </w:r>
-      <w:proofErr w:type="spellEnd"/>
-      <w:r>
-        <w:rPr>
-          <w:lang w:val="en-US"/>
-        </w:rPr>
-        <w:t xml:space="preserve"> la </w:t>
-      </w:r>
-      <w:proofErr w:type="spellStart"/>
-      <w:r>
-        <w:rPr>
-          <w:lang w:val="en-US"/>
-        </w:rPr>
-        <w:t>visualizzazione</w:t>
-      </w:r>
-      <w:proofErr w:type="spellEnd"/>
-      <w:r>
-        <w:rPr>
-          <w:lang w:val="en-US"/>
-        </w:rPr>
-        <w:t xml:space="preserve"> di </w:t>
-      </w:r>
-      <w:proofErr w:type="spellStart"/>
-      <w:r>
-        <w:rPr>
-          <w:lang w:val="en-US"/>
-        </w:rPr>
-        <w:t>una</w:t>
-      </w:r>
-      <w:proofErr w:type="spellEnd"/>
-      <w:r>
-        <w:rPr>
-          <w:lang w:val="en-US"/>
-        </w:rPr>
-        <w:t xml:space="preserve"> </w:t>
-      </w:r>
-      <w:proofErr w:type="spellStart"/>
-      <w:r>
-        <w:rPr>
-          <w:lang w:val="en-US"/>
-        </w:rPr>
-        <w:t>mappa</w:t>
-      </w:r>
-      <w:proofErr w:type="spellEnd"/>
-      <w:r>
-        <w:rPr>
-          <w:lang w:val="en-US"/>
-        </w:rPr>
-        <w:t xml:space="preserve"> </w:t>
-      </w:r>
-      <w:proofErr w:type="spellStart"/>
-      <w:r>
-        <w:rPr>
-          <w:lang w:val="en-US"/>
-        </w:rPr>
-        <w:t>riguardante</w:t>
-      </w:r>
-      <w:proofErr w:type="spellEnd"/>
-      <w:r>
-        <w:rPr>
-          <w:lang w:val="en-US"/>
-        </w:rPr>
-        <w:t xml:space="preserve"> le </w:t>
-      </w:r>
-      <w:proofErr w:type="spellStart"/>
-      <w:r>
-        <w:rPr>
-          <w:lang w:val="en-US"/>
-        </w:rPr>
-        <w:t>passerelle</w:t>
-      </w:r>
-      <w:proofErr w:type="spellEnd"/>
-      <w:r>
-        <w:rPr>
-          <w:lang w:val="en-US"/>
-        </w:rPr>
-        <w:t xml:space="preserve"> </w:t>
-      </w:r>
-      <w:proofErr w:type="spellStart"/>
-      <w:r>
-        <w:rPr>
-          <w:lang w:val="en-US"/>
-        </w:rPr>
-        <w:t>disponibili</w:t>
-      </w:r>
-      <w:proofErr w:type="spellEnd"/>
-      <w:r>
-        <w:rPr>
-          <w:lang w:val="en-US"/>
-        </w:rPr>
-        <w:t xml:space="preserve"> in </w:t>
-      </w:r>
-      <w:proofErr w:type="spellStart"/>
-      <w:r>
-        <w:rPr>
-          <w:lang w:val="en-US"/>
-        </w:rPr>
-        <w:t>caso</w:t>
-      </w:r>
-      <w:proofErr w:type="spellEnd"/>
-      <w:r>
-        <w:rPr>
-          <w:lang w:val="en-US"/>
-        </w:rPr>
-        <w:t xml:space="preserve"> di </w:t>
-      </w:r>
-      <w:proofErr w:type="spellStart"/>
-      <w:r>
-        <w:rPr>
-          <w:lang w:val="en-US"/>
-        </w:rPr>
-        <w:t>acqua</w:t>
-      </w:r>
-      <w:proofErr w:type="spellEnd"/>
-      <w:r>
-        <w:rPr>
-          <w:lang w:val="en-US"/>
-        </w:rPr>
-        <w:t xml:space="preserve"> </w:t>
-      </w:r>
-      <w:proofErr w:type="spellStart"/>
-      <w:r>
-        <w:rPr>
-          <w:lang w:val="en-US"/>
-        </w:rPr>
-        <w:t>alta.</w:t>
-      </w:r>
-      <w:proofErr w:type="spellEnd"/>
-      <w:r>
-        <w:rPr>
-          <w:lang w:val="en-US"/>
-        </w:rPr>
-        <w:t xml:space="preserve"> E’ </w:t>
-      </w:r>
-      <w:proofErr w:type="spellStart"/>
-      <w:r>
-        <w:rPr>
-          <w:lang w:val="en-US"/>
-        </w:rPr>
-        <w:t>strettamente</w:t>
-      </w:r>
-      <w:proofErr w:type="spellEnd"/>
-      <w:r>
-        <w:rPr>
-          <w:lang w:val="en-US"/>
-        </w:rPr>
-        <w:t xml:space="preserve"> </w:t>
-      </w:r>
-      <w:proofErr w:type="spellStart"/>
-      <w:r>
-        <w:rPr>
-          <w:lang w:val="en-US"/>
-        </w:rPr>
-        <w:t>legata</w:t>
-      </w:r>
-      <w:proofErr w:type="spellEnd"/>
-      <w:r>
-        <w:rPr>
-          <w:lang w:val="en-US"/>
-        </w:rPr>
-        <w:t xml:space="preserve"> alla </w:t>
-      </w:r>
-      <w:proofErr w:type="spellStart"/>
-      <w:r>
-        <w:rPr>
-          <w:lang w:val="en-US"/>
-        </w:rPr>
-        <w:t>mappa</w:t>
-      </w:r>
-      <w:proofErr w:type="spellEnd"/>
-      <w:r>
-        <w:rPr>
-          <w:lang w:val="en-US"/>
-        </w:rPr>
-        <w:t xml:space="preserve"> delle zone </w:t>
-      </w:r>
-      <w:proofErr w:type="spellStart"/>
-      <w:r>
-        <w:rPr>
-          <w:lang w:val="en-US"/>
-        </w:rPr>
-        <w:t>critiche</w:t>
-      </w:r>
-      <w:proofErr w:type="spellEnd"/>
-      <w:r>
-        <w:rPr>
-          <w:lang w:val="en-US"/>
-        </w:rPr>
-        <w:t xml:space="preserve">, in modo da </w:t>
-      </w:r>
-      <w:proofErr w:type="spellStart"/>
-      <w:r>
-        <w:rPr>
-          <w:lang w:val="en-US"/>
-        </w:rPr>
-        <w:t>capire</w:t>
-      </w:r>
-      <w:proofErr w:type="spellEnd"/>
-      <w:r>
-        <w:rPr>
-          <w:lang w:val="en-US"/>
-        </w:rPr>
-        <w:t xml:space="preserve"> dove </w:t>
-      </w:r>
-      <w:proofErr w:type="spellStart"/>
-      <w:r>
-        <w:rPr>
-          <w:lang w:val="en-US"/>
-        </w:rPr>
-        <w:t>si</w:t>
-      </w:r>
-      <w:proofErr w:type="spellEnd"/>
-      <w:r>
-        <w:rPr>
-          <w:lang w:val="en-US"/>
-        </w:rPr>
-        <w:t xml:space="preserve"> </w:t>
-      </w:r>
-      <w:proofErr w:type="spellStart"/>
-      <w:r>
-        <w:rPr>
-          <w:lang w:val="en-US"/>
-        </w:rPr>
-        <w:t>possono</w:t>
-      </w:r>
-      <w:proofErr w:type="spellEnd"/>
-      <w:r>
-        <w:rPr>
-          <w:lang w:val="en-US"/>
-        </w:rPr>
-        <w:t xml:space="preserve"> </w:t>
-      </w:r>
-      <w:proofErr w:type="spellStart"/>
-      <w:r>
-        <w:rPr>
-          <w:lang w:val="en-US"/>
-        </w:rPr>
-        <w:t>trovare</w:t>
-      </w:r>
-      <w:proofErr w:type="spellEnd"/>
-      <w:r>
-        <w:rPr>
-          <w:lang w:val="en-US"/>
-        </w:rPr>
-        <w:t xml:space="preserve"> le diverse </w:t>
-      </w:r>
-      <w:proofErr w:type="spellStart"/>
-      <w:r>
-        <w:rPr>
-          <w:lang w:val="en-US"/>
-        </w:rPr>
-        <w:t>passerelle</w:t>
-      </w:r>
-      <w:proofErr w:type="spellEnd"/>
-      <w:r>
-        <w:rPr>
-          <w:lang w:val="en-US"/>
-        </w:rPr>
-        <w:t xml:space="preserve"> </w:t>
-      </w:r>
-      <w:proofErr w:type="spellStart"/>
-      <w:r>
-        <w:rPr>
-          <w:lang w:val="en-US"/>
-        </w:rPr>
-        <w:t>nelle</w:t>
-      </w:r>
-      <w:proofErr w:type="spellEnd"/>
-      <w:r>
-        <w:rPr>
-          <w:lang w:val="en-US"/>
-        </w:rPr>
-        <w:t xml:space="preserve"> zone a </w:t>
-      </w:r>
-      <w:proofErr w:type="spellStart"/>
-      <w:r>
-        <w:rPr>
-          <w:lang w:val="en-US"/>
-        </w:rPr>
-        <w:t>rischio</w:t>
-      </w:r>
-      <w:proofErr w:type="spellEnd"/>
-      <w:r>
-        <w:rPr>
-          <w:lang w:val="en-US"/>
-        </w:rPr>
-        <w:t>.</w:t>
-      </w:r>
-    </w:p>
-    <w:p>
-      <w:pPr>
-        <w:rPr>
-          <w:lang w:val="en-US"/>
-        </w:rPr>
-      </w:pPr>
-    </w:p>
-    <w:p>
-      <w:pPr>
-        <w:rPr>
-          <w:lang w:val="en-US"/>
-        </w:rPr>
-      </w:pPr>
+      <w:r>
+        <w:t>Mappa Passerelle</w:t>
+      </w:r>
+    </w:p>
+    <w:p>
+      <w:r>
+        <w:t>Tale schermata permette la visualizzazione di una mappa riguardante le passerelle disponibili in caso di acqua alta. E’ strettamente legata alla mappa delle zone critiche, in modo da capire dove si possono trovare le diverse passerelle nelle zone a rischio.</w:t>
+      </w:r>
+    </w:p>
+    <w:p/>
+    <w:p>
       <w:r>
         <w:rPr>
           <w:noProof/>
@@ -7186,13 +6665,7 @@
         </w:drawing>
       </w:r>
     </w:p>
-    <w:p>
-      <w:pPr>
-        <w:rPr>
-          <w:lang w:val="en-US"/>
-        </w:rPr>
-      </w:pPr>
-    </w:p>
+    <w:p/>
     <w:p>
       <w:pPr>
         <w:pStyle w:val="Titolo2user"/>
@@ -7232,365 +6705,21 @@
         <w:t>5.1</w:t>
       </w:r>
       <w:r>
-        <w:rPr>
-          <w:lang w:val="en-US"/>
-        </w:rPr>
         <w:t>2</w:t>
       </w:r>
       <w:r>
         <w:t xml:space="preserve"> </w:t>
       </w:r>
       <w:r>
-        <w:rPr>
-          <w:lang w:val="en-US"/>
-        </w:rPr>
         <w:t>Cambio Lingua</w:t>
       </w:r>
     </w:p>
     <w:p>
-      <w:pPr>
-        <w:rPr>
-          <w:lang w:val="en-US"/>
-        </w:rPr>
-      </w:pPr>
-      <w:proofErr w:type="spellStart"/>
-      <w:r>
-        <w:rPr>
-          <w:lang w:val="en-US"/>
-        </w:rPr>
-        <w:t>Sezione</w:t>
-      </w:r>
-      <w:proofErr w:type="spellEnd"/>
-      <w:r>
-        <w:rPr>
-          <w:lang w:val="en-US"/>
-        </w:rPr>
-        <w:t xml:space="preserve"> </w:t>
-      </w:r>
-      <w:proofErr w:type="spellStart"/>
-      <w:r>
-        <w:rPr>
-          <w:lang w:val="en-US"/>
-        </w:rPr>
-        <w:t>che</w:t>
-      </w:r>
-      <w:proofErr w:type="spellEnd"/>
-      <w:r>
-        <w:rPr>
-          <w:lang w:val="en-US"/>
-        </w:rPr>
-        <w:t xml:space="preserve"> </w:t>
-      </w:r>
-      <w:proofErr w:type="spellStart"/>
-      <w:r>
-        <w:rPr>
-          <w:lang w:val="en-US"/>
-        </w:rPr>
-        <w:t>permette</w:t>
-      </w:r>
-      <w:proofErr w:type="spellEnd"/>
-      <w:r>
-        <w:rPr>
-          <w:lang w:val="en-US"/>
-        </w:rPr>
-        <w:t xml:space="preserve"> il </w:t>
-      </w:r>
-      <w:proofErr w:type="spellStart"/>
-      <w:r>
-        <w:rPr>
-          <w:lang w:val="en-US"/>
-        </w:rPr>
-        <w:t>cambio</w:t>
-      </w:r>
-      <w:proofErr w:type="spellEnd"/>
-      <w:r>
-        <w:rPr>
-          <w:lang w:val="en-US"/>
-        </w:rPr>
-        <w:t xml:space="preserve"> lingua dell’ </w:t>
-      </w:r>
-      <w:proofErr w:type="spellStart"/>
-      <w:r>
-        <w:rPr>
-          <w:lang w:val="en-US"/>
-        </w:rPr>
-        <w:t>applicazione</w:t>
-      </w:r>
-      <w:proofErr w:type="spellEnd"/>
-      <w:r>
-        <w:rPr>
-          <w:lang w:val="en-US"/>
-        </w:rPr>
-        <w:t xml:space="preserve">. </w:t>
-      </w:r>
-      <w:proofErr w:type="spellStart"/>
-      <w:r>
-        <w:rPr>
-          <w:lang w:val="en-US"/>
-        </w:rPr>
-        <w:t>Attualmente</w:t>
-      </w:r>
-      <w:proofErr w:type="spellEnd"/>
-      <w:r>
-        <w:rPr>
-          <w:lang w:val="en-US"/>
-        </w:rPr>
-        <w:t xml:space="preserve"> le lingue </w:t>
-      </w:r>
-      <w:proofErr w:type="spellStart"/>
-      <w:r>
-        <w:rPr>
-          <w:lang w:val="en-US"/>
-        </w:rPr>
-        <w:t>disponibili</w:t>
-      </w:r>
-      <w:proofErr w:type="spellEnd"/>
-      <w:r>
-        <w:rPr>
-          <w:lang w:val="en-US"/>
-        </w:rPr>
-        <w:t xml:space="preserve"> </w:t>
-      </w:r>
-      <w:proofErr w:type="spellStart"/>
-      <w:r>
-        <w:rPr>
-          <w:lang w:val="en-US"/>
-        </w:rPr>
-        <w:t>sono</w:t>
-      </w:r>
-      <w:proofErr w:type="spellEnd"/>
-      <w:r>
-        <w:rPr>
-          <w:lang w:val="en-US"/>
-        </w:rPr>
-        <w:t xml:space="preserve"> </w:t>
-      </w:r>
-      <w:proofErr w:type="spellStart"/>
-      <w:r>
-        <w:rPr>
-          <w:lang w:val="en-US"/>
-        </w:rPr>
-        <w:t>italiano</w:t>
-      </w:r>
-      <w:proofErr w:type="spellEnd"/>
-      <w:r>
-        <w:rPr>
-          <w:lang w:val="en-US"/>
-        </w:rPr>
-        <w:t xml:space="preserve">, inglese e </w:t>
-      </w:r>
-      <w:proofErr w:type="spellStart"/>
-      <w:r>
-        <w:rPr>
-          <w:lang w:val="en-US"/>
-        </w:rPr>
-        <w:t>tedesco</w:t>
-      </w:r>
-      <w:proofErr w:type="spellEnd"/>
-      <w:r>
-        <w:rPr>
-          <w:lang w:val="en-US"/>
-        </w:rPr>
-        <w:t xml:space="preserve">, la lingua </w:t>
-      </w:r>
-      <w:proofErr w:type="spellStart"/>
-      <w:r>
-        <w:rPr>
-          <w:lang w:val="en-US"/>
-        </w:rPr>
-        <w:t>predefinita</w:t>
-      </w:r>
-      <w:proofErr w:type="spellEnd"/>
-      <w:r>
-        <w:rPr>
-          <w:lang w:val="en-US"/>
-        </w:rPr>
-        <w:t xml:space="preserve"> è </w:t>
-      </w:r>
-      <w:proofErr w:type="spellStart"/>
-      <w:r>
-        <w:rPr>
-          <w:lang w:val="en-US"/>
-        </w:rPr>
-        <w:t>l’italiano</w:t>
-      </w:r>
-      <w:proofErr w:type="spellEnd"/>
-      <w:r>
-        <w:rPr>
-          <w:lang w:val="en-US"/>
-        </w:rPr>
-        <w:t xml:space="preserve">, e </w:t>
-      </w:r>
-      <w:proofErr w:type="spellStart"/>
-      <w:r>
-        <w:rPr>
-          <w:lang w:val="en-US"/>
-        </w:rPr>
-        <w:t>una</w:t>
-      </w:r>
-      <w:proofErr w:type="spellEnd"/>
-      <w:r>
-        <w:rPr>
-          <w:lang w:val="en-US"/>
-        </w:rPr>
-        <w:t xml:space="preserve"> volta </w:t>
-      </w:r>
-      <w:proofErr w:type="spellStart"/>
-      <w:r>
-        <w:rPr>
-          <w:lang w:val="en-US"/>
-        </w:rPr>
-        <w:t>che</w:t>
-      </w:r>
-      <w:proofErr w:type="spellEnd"/>
-      <w:r>
-        <w:rPr>
-          <w:lang w:val="en-US"/>
-        </w:rPr>
-        <w:t xml:space="preserve"> </w:t>
-      </w:r>
-      <w:proofErr w:type="spellStart"/>
-      <w:r>
-        <w:rPr>
-          <w:lang w:val="en-US"/>
-        </w:rPr>
-        <w:t>viene</w:t>
-      </w:r>
-      <w:proofErr w:type="spellEnd"/>
-      <w:r>
-        <w:rPr>
-          <w:lang w:val="en-US"/>
-        </w:rPr>
-        <w:t xml:space="preserve"> </w:t>
-      </w:r>
-      <w:proofErr w:type="spellStart"/>
-      <w:r>
-        <w:rPr>
-          <w:lang w:val="en-US"/>
-        </w:rPr>
-        <w:t>selezionata</w:t>
-      </w:r>
-      <w:proofErr w:type="spellEnd"/>
-      <w:r>
-        <w:rPr>
-          <w:lang w:val="en-US"/>
-        </w:rPr>
-        <w:t xml:space="preserve"> </w:t>
-      </w:r>
-      <w:proofErr w:type="spellStart"/>
-      <w:r>
-        <w:rPr>
-          <w:lang w:val="en-US"/>
-        </w:rPr>
-        <w:t>una</w:t>
-      </w:r>
-      <w:proofErr w:type="spellEnd"/>
-      <w:r>
-        <w:rPr>
-          <w:lang w:val="en-US"/>
-        </w:rPr>
-        <w:t xml:space="preserve"> lingua </w:t>
-      </w:r>
-      <w:proofErr w:type="spellStart"/>
-      <w:r>
-        <w:rPr>
-          <w:lang w:val="en-US"/>
-        </w:rPr>
-        <w:t>diversa</w:t>
-      </w:r>
-      <w:proofErr w:type="spellEnd"/>
-      <w:r>
-        <w:rPr>
-          <w:lang w:val="en-US"/>
-        </w:rPr>
-        <w:t xml:space="preserve"> da </w:t>
-      </w:r>
-      <w:proofErr w:type="spellStart"/>
-      <w:r>
-        <w:rPr>
-          <w:lang w:val="en-US"/>
-        </w:rPr>
-        <w:t>questa</w:t>
-      </w:r>
-      <w:proofErr w:type="spellEnd"/>
-      <w:r>
-        <w:rPr>
-          <w:lang w:val="en-US"/>
-        </w:rPr>
-        <w:t xml:space="preserve">, </w:t>
-      </w:r>
-      <w:proofErr w:type="spellStart"/>
-      <w:r>
-        <w:rPr>
-          <w:lang w:val="en-US"/>
-        </w:rPr>
-        <w:t>viene</w:t>
-      </w:r>
-      <w:proofErr w:type="spellEnd"/>
-      <w:r>
-        <w:rPr>
-          <w:lang w:val="en-US"/>
-        </w:rPr>
-        <w:t xml:space="preserve"> </w:t>
-      </w:r>
-      <w:proofErr w:type="spellStart"/>
-      <w:r>
-        <w:rPr>
-          <w:lang w:val="en-US"/>
-        </w:rPr>
-        <w:t>salvata</w:t>
-      </w:r>
-      <w:proofErr w:type="spellEnd"/>
-      <w:r>
-        <w:rPr>
-          <w:lang w:val="en-US"/>
-        </w:rPr>
-        <w:t xml:space="preserve"> per </w:t>
-      </w:r>
-      <w:proofErr w:type="spellStart"/>
-      <w:r>
-        <w:rPr>
-          <w:lang w:val="en-US"/>
-        </w:rPr>
-        <w:t>gli</w:t>
-      </w:r>
-      <w:proofErr w:type="spellEnd"/>
-      <w:r>
-        <w:rPr>
-          <w:lang w:val="en-US"/>
-        </w:rPr>
-        <w:t xml:space="preserve"> </w:t>
-      </w:r>
-      <w:proofErr w:type="spellStart"/>
-      <w:r>
-        <w:rPr>
-          <w:lang w:val="en-US"/>
-        </w:rPr>
-        <w:t>accessi</w:t>
-      </w:r>
-      <w:proofErr w:type="spellEnd"/>
-      <w:r>
-        <w:rPr>
-          <w:lang w:val="en-US"/>
-        </w:rPr>
-        <w:t xml:space="preserve"> </w:t>
-      </w:r>
-      <w:proofErr w:type="spellStart"/>
-      <w:r>
-        <w:rPr>
-          <w:lang w:val="en-US"/>
-        </w:rPr>
-        <w:t>futuri</w:t>
-      </w:r>
-      <w:proofErr w:type="spellEnd"/>
-    </w:p>
-    <w:p>
-      <w:pPr>
-        <w:rPr>
-          <w:lang w:val="en-US"/>
-        </w:rPr>
-      </w:pPr>
-    </w:p>
+      <w:r>
+        <w:t>Sezione che permette il cambio lingua dell’ applicazione. Attualmente le lingue disponibili sono italiano, inglese e tedesco, la lingua predefinita è l’italiano, e una volta che viene selezionata una lingua diversa da questa, viene salvata per gli accessi futuri</w:t>
+      </w:r>
+    </w:p>
+    <w:p/>
     <w:p>
       <w:r>
         <w:rPr>
@@ -7708,15 +6837,7 @@
         <w:jc w:val="left"/>
       </w:pPr>
       <w:r>
-        <w:t xml:space="preserve">● Documenti già stilati (“Piano di Progetto”, </w:t>
-      </w:r>
-      <w:proofErr w:type="gramStart"/>
-      <w:r>
-        <w:t>ecc...</w:t>
-      </w:r>
-      <w:proofErr w:type="gramEnd"/>
-      <w:r>
-        <w:t>)</w:t>
+        <w:t>● Documenti già stilati (“Piano di Progetto”, ecc...)</w:t>
       </w:r>
     </w:p>
     <w:p>
